--- a/resources/marketplace/packages/create-skill/SKILL.md.docx
+++ b/resources/marketplace/packages/create-skill/SKILL.md.docx
@@ -2361,6 +2361,91 @@
           </w:p>
         </w:tc>
       </w:tr>
+      <w:tr>
+        <w:trPr>
+          <w:cantSplit w:val="0"/>
+          <w:tblHeader w:val="0"/>
+        </w:trPr>
+        <w:tc>
+          <w:tcPr>
+            <w:shd w:fill="auto" w:val="clear"/>
+            <w:tcMar>
+              <w:top w:w="100.0" w:type="dxa"/>
+              <w:left w:w="100.0" w:type="dxa"/>
+              <w:bottom w:w="100.0" w:type="dxa"/>
+              <w:right w:w="100.0" w:type="dxa"/>
+            </w:tcMar>
+            <w:vAlign w:val="top"/>
+          </w:tcPr>
+          <w:p>
+            <w:pPr>
+              <w:jc w:val="left"/>
+              <w:rPr/>
+            </w:pPr>
+            <w:r>
+              <w:rPr>
+                <w:rFonts w:ascii="Roboto Mono" w:cs="Roboto Mono" w:eastAsia="Roboto Mono" w:hAnsi="Roboto Mono"/>
+                <w:color w:val="188038"/>
+                <w:rtl w:val="0"/>
+              </w:rPr>
+              <w:t xml:space="preserve">disable-model-invocation</w:t>
+            </w:r>
+            <w:r>
+              <w:rPr>
+                <w:rtl w:val="0"/>
+              </w:rPr>
+            </w:r>
+          </w:p>
+        </w:tc>
+        <w:tc>
+          <w:tcPr>
+            <w:shd w:fill="auto" w:val="clear"/>
+            <w:tcMar>
+              <w:top w:w="100.0" w:type="dxa"/>
+              <w:left w:w="100.0" w:type="dxa"/>
+              <w:bottom w:w="100.0" w:type="dxa"/>
+              <w:right w:w="100.0" w:type="dxa"/>
+            </w:tcMar>
+            <w:vAlign w:val="top"/>
+          </w:tcPr>
+          <w:p>
+            <w:pPr>
+              <w:jc w:val="left"/>
+              <w:rPr/>
+            </w:pPr>
+            <w:r>
+              <w:rPr>
+                <w:rtl w:val="0"/>
+              </w:rPr>
+              <w:t xml:space="preserve">Optional; only the value true has an effect</w:t>
+            </w:r>
+          </w:p>
+        </w:tc>
+        <w:tc>
+          <w:tcPr>
+            <w:shd w:fill="auto" w:val="clear"/>
+            <w:tcMar>
+              <w:top w:w="100.0" w:type="dxa"/>
+              <w:left w:w="100.0" w:type="dxa"/>
+              <w:bottom w:w="100.0" w:type="dxa"/>
+              <w:right w:w="100.0" w:type="dxa"/>
+            </w:tcMar>
+            <w:vAlign w:val="top"/>
+          </w:tcPr>
+          <w:p>
+            <w:pPr>
+              <w:jc w:val="left"/>
+              <w:rPr/>
+            </w:pPr>
+            <w:r>
+              <w:rPr>
+                <w:rtl w:val="0"/>
+              </w:rPr>
+              <w:t xml:space="preserve">Hides the skill from the model's available-skills list; /name and the Skill tool still load it</w:t>
+            </w:r>
+          </w:p>
+        </w:tc>
+      </w:tr>
     </w:tbl>
     <w:p>
       <w:pPr>
@@ -2395,7 +2480,7 @@
         <w:rPr>
           <w:rtl w:val="0"/>
         </w:rPr>
-        <w:t xml:space="preserve">Cursor-specific fields such as </w:t>
+        <w:t xml:space="preserve"/>
       </w:r>
       <w:r>
         <w:rPr>
@@ -2409,7 +2494,7 @@
         <w:rPr>
           <w:rtl w:val="0"/>
         </w:rPr>
-        <w:t xml:space="preserve">, model overrides, and permission objects must not be presented as enforced Vyotiq behavior unless runtime support has been verified.</w:t>
+        <w:t xml:space="preserve">: true keeps a skill out of the model’s available-skills list, while /name and the Skill tool still load it. Use it for an entry point a person chooses, not one the agent should pick off a description. Other Cursor-specific fields, such as model overrides and permission objects, must not be presented as enforced Vyotiq behavior unless runtime support has been verified.</w:t>
       </w:r>
     </w:p>
     <w:p>
